--- a/Portfolio_Pages/Automating_Environment_Variables_For_Local_Development.docx
+++ b/Portfolio_Pages/Automating_Environment_Variables_For_Local_Development.docx
@@ -7,7 +7,7 @@
         <w:pStyle w:val="Heading1"/>
         <w:jc w:val="center"/>
       </w:pPr>
-      <w:bookmarkStart w:id="0" w:name="_Toc213837884"/>
+      <w:bookmarkStart w:id="0" w:name="_Toc233374815"/>
       <w:r>
         <w:t>Automating Environment Variables for Local Development</w:t>
       </w:r>
@@ -69,7 +69,7 @@
           <w:r>
             <w:fldChar w:fldCharType="separate"/>
           </w:r>
-          <w:hyperlink w:anchor="_Toc213837884" w:history="1">
+          <w:hyperlink w:anchor="_Toc233374815" w:history="1">
             <w:r>
               <w:rPr>
                 <w:rStyle w:val="Hyperlink"/>
@@ -96,7 +96,7 @@
                 <w:noProof/>
                 <w:webHidden/>
               </w:rPr>
-              <w:instrText xml:space="preserve"> PAGEREF _Toc213837884 \h </w:instrText>
+              <w:instrText xml:space="preserve"> PAGEREF _Toc233374815 \h </w:instrText>
             </w:r>
             <w:r>
               <w:rPr>
@@ -141,7 +141,7 @@
               <w:lang w:eastAsia="en-GB"/>
             </w:rPr>
           </w:pPr>
-          <w:hyperlink w:anchor="_Toc213837885" w:history="1">
+          <w:hyperlink w:anchor="_Toc233374816" w:history="1">
             <w:r>
               <w:rPr>
                 <w:rStyle w:val="Hyperlink"/>
@@ -168,7 +168,7 @@
                 <w:noProof/>
                 <w:webHidden/>
               </w:rPr>
-              <w:instrText xml:space="preserve"> PAGEREF _Toc213837885 \h </w:instrText>
+              <w:instrText xml:space="preserve"> PAGEREF _Toc233374816 \h </w:instrText>
             </w:r>
             <w:r>
               <w:rPr>
@@ -213,7 +213,7 @@
               <w:lang w:eastAsia="en-GB"/>
             </w:rPr>
           </w:pPr>
-          <w:hyperlink w:anchor="_Toc213837886" w:history="1">
+          <w:hyperlink w:anchor="_Toc233374817" w:history="1">
             <w:r>
               <w:rPr>
                 <w:rStyle w:val="Hyperlink"/>
@@ -240,7 +240,7 @@
                 <w:noProof/>
                 <w:webHidden/>
               </w:rPr>
-              <w:instrText xml:space="preserve"> PAGEREF _Toc213837886 \h </w:instrText>
+              <w:instrText xml:space="preserve"> PAGEREF _Toc233374817 \h </w:instrText>
             </w:r>
             <w:r>
               <w:rPr>
@@ -285,13 +285,14 @@
               <w:lang w:eastAsia="en-GB"/>
             </w:rPr>
           </w:pPr>
-          <w:hyperlink w:anchor="_Toc213837887" w:history="1">
+          <w:hyperlink w:anchor="_Toc233374818" w:history="1">
             <w:r>
               <w:rPr>
                 <w:rStyle w:val="Hyperlink"/>
                 <w:noProof/>
-              </w:rPr>
-              <w:t>Functional Requirements</w:t>
+                <w:highlight w:val="yellow"/>
+              </w:rPr>
+              <w:t>Project Approach</w:t>
             </w:r>
             <w:r>
               <w:rPr>
@@ -312,7 +313,7 @@
                 <w:noProof/>
                 <w:webHidden/>
               </w:rPr>
-              <w:instrText xml:space="preserve"> PAGEREF _Toc213837887 \h </w:instrText>
+              <w:instrText xml:space="preserve"> PAGEREF _Toc233374818 \h </w:instrText>
             </w:r>
             <w:r>
               <w:rPr>
@@ -357,13 +358,14 @@
               <w:lang w:eastAsia="en-GB"/>
             </w:rPr>
           </w:pPr>
-          <w:hyperlink w:anchor="_Toc213837888" w:history="1">
+          <w:hyperlink w:anchor="_Toc233374819" w:history="1">
             <w:r>
               <w:rPr>
                 <w:rStyle w:val="Hyperlink"/>
                 <w:noProof/>
-              </w:rPr>
-              <w:t>Non-functional Requirements</w:t>
+                <w:highlight w:val="yellow"/>
+              </w:rPr>
+              <w:t>Version Control Approach</w:t>
             </w:r>
             <w:r>
               <w:rPr>
@@ -384,7 +386,7 @@
                 <w:noProof/>
                 <w:webHidden/>
               </w:rPr>
-              <w:instrText xml:space="preserve"> PAGEREF _Toc213837888 \h </w:instrText>
+              <w:instrText xml:space="preserve"> PAGEREF _Toc233374819 \h </w:instrText>
             </w:r>
             <w:r>
               <w:rPr>
@@ -429,13 +431,13 @@
               <w:lang w:eastAsia="en-GB"/>
             </w:rPr>
           </w:pPr>
-          <w:hyperlink w:anchor="_Toc213837889" w:history="1">
+          <w:hyperlink w:anchor="_Toc233374820" w:history="1">
             <w:r>
               <w:rPr>
                 <w:rStyle w:val="Hyperlink"/>
                 <w:noProof/>
               </w:rPr>
-              <w:t>Security Requirements</w:t>
+              <w:t>Data Management</w:t>
             </w:r>
             <w:r>
               <w:rPr>
@@ -456,7 +458,7 @@
                 <w:noProof/>
                 <w:webHidden/>
               </w:rPr>
-              <w:instrText xml:space="preserve"> PAGEREF _Toc213837889 \h </w:instrText>
+              <w:instrText xml:space="preserve"> PAGEREF _Toc233374820 \h </w:instrText>
             </w:r>
             <w:r>
               <w:rPr>
@@ -501,13 +503,13 @@
               <w:lang w:eastAsia="en-GB"/>
             </w:rPr>
           </w:pPr>
-          <w:hyperlink w:anchor="_Toc213837890" w:history="1">
+          <w:hyperlink w:anchor="_Toc233374821" w:history="1">
             <w:r>
               <w:rPr>
                 <w:rStyle w:val="Hyperlink"/>
                 <w:noProof/>
               </w:rPr>
-              <w:t>Design Phase</w:t>
+              <w:t>Functional Requirements</w:t>
             </w:r>
             <w:r>
               <w:rPr>
@@ -528,7 +530,7 @@
                 <w:noProof/>
                 <w:webHidden/>
               </w:rPr>
-              <w:instrText xml:space="preserve"> PAGEREF _Toc213837890 \h </w:instrText>
+              <w:instrText xml:space="preserve"> PAGEREF _Toc233374821 \h </w:instrText>
             </w:r>
             <w:r>
               <w:rPr>
@@ -548,7 +550,7 @@
                 <w:noProof/>
                 <w:webHidden/>
               </w:rPr>
-              <w:t>4</w:t>
+              <w:t>5</w:t>
             </w:r>
             <w:r>
               <w:rPr>
@@ -573,13 +575,13 @@
               <w:lang w:eastAsia="en-GB"/>
             </w:rPr>
           </w:pPr>
-          <w:hyperlink w:anchor="_Toc213837891" w:history="1">
+          <w:hyperlink w:anchor="_Toc233374822" w:history="1">
             <w:r>
               <w:rPr>
                 <w:rStyle w:val="Hyperlink"/>
                 <w:noProof/>
               </w:rPr>
-              <w:t>Development Phase</w:t>
+              <w:t>Non-functional Requirements</w:t>
             </w:r>
             <w:r>
               <w:rPr>
@@ -600,7 +602,7 @@
                 <w:noProof/>
                 <w:webHidden/>
               </w:rPr>
-              <w:instrText xml:space="preserve"> PAGEREF _Toc213837891 \h </w:instrText>
+              <w:instrText xml:space="preserve"> PAGEREF _Toc233374822 \h </w:instrText>
             </w:r>
             <w:r>
               <w:rPr>
@@ -645,13 +647,13 @@
               <w:lang w:eastAsia="en-GB"/>
             </w:rPr>
           </w:pPr>
-          <w:hyperlink w:anchor="_Toc213837892" w:history="1">
+          <w:hyperlink w:anchor="_Toc233374823" w:history="1">
             <w:r>
               <w:rPr>
                 <w:rStyle w:val="Hyperlink"/>
                 <w:noProof/>
               </w:rPr>
-              <w:t>Testing and Debugging Phase</w:t>
+              <w:t>Security Requirements</w:t>
             </w:r>
             <w:r>
               <w:rPr>
@@ -672,7 +674,7 @@
                 <w:noProof/>
                 <w:webHidden/>
               </w:rPr>
-              <w:instrText xml:space="preserve"> PAGEREF _Toc213837892 \h </w:instrText>
+              <w:instrText xml:space="preserve"> PAGEREF _Toc233374823 \h </w:instrText>
             </w:r>
             <w:r>
               <w:rPr>
@@ -692,7 +694,7 @@
                 <w:noProof/>
                 <w:webHidden/>
               </w:rPr>
-              <w:t>6</w:t>
+              <w:t>5</w:t>
             </w:r>
             <w:r>
               <w:rPr>
@@ -717,13 +719,13 @@
               <w:lang w:eastAsia="en-GB"/>
             </w:rPr>
           </w:pPr>
-          <w:hyperlink w:anchor="_Toc213837893" w:history="1">
+          <w:hyperlink w:anchor="_Toc233374824" w:history="1">
             <w:r>
               <w:rPr>
                 <w:rStyle w:val="Hyperlink"/>
                 <w:noProof/>
               </w:rPr>
-              <w:t>Deployment and Maintenance Phase</w:t>
+              <w:t>Design Phase</w:t>
             </w:r>
             <w:r>
               <w:rPr>
@@ -744,7 +746,7 @@
                 <w:noProof/>
                 <w:webHidden/>
               </w:rPr>
-              <w:instrText xml:space="preserve"> PAGEREF _Toc213837893 \h </w:instrText>
+              <w:instrText xml:space="preserve"> PAGEREF _Toc233374824 \h </w:instrText>
             </w:r>
             <w:r>
               <w:rPr>
@@ -789,12 +791,300 @@
               <w:lang w:eastAsia="en-GB"/>
             </w:rPr>
           </w:pPr>
-          <w:hyperlink w:anchor="_Toc213837894" w:history="1">
+          <w:hyperlink w:anchor="_Toc233374825" w:history="1">
             <w:r>
               <w:rPr>
                 <w:rStyle w:val="Hyperlink"/>
                 <w:noProof/>
               </w:rPr>
+              <w:t>Development Phase</w:t>
+            </w:r>
+            <w:r>
+              <w:rPr>
+                <w:noProof/>
+                <w:webHidden/>
+              </w:rPr>
+              <w:tab/>
+            </w:r>
+            <w:r>
+              <w:rPr>
+                <w:noProof/>
+                <w:webHidden/>
+              </w:rPr>
+              <w:fldChar w:fldCharType="begin"/>
+            </w:r>
+            <w:r>
+              <w:rPr>
+                <w:noProof/>
+                <w:webHidden/>
+              </w:rPr>
+              <w:instrText xml:space="preserve"> PAGEREF _Toc233374825 \h </w:instrText>
+            </w:r>
+            <w:r>
+              <w:rPr>
+                <w:noProof/>
+                <w:webHidden/>
+              </w:rPr>
+            </w:r>
+            <w:r>
+              <w:rPr>
+                <w:noProof/>
+                <w:webHidden/>
+              </w:rPr>
+              <w:fldChar w:fldCharType="separate"/>
+            </w:r>
+            <w:r>
+              <w:rPr>
+                <w:noProof/>
+                <w:webHidden/>
+              </w:rPr>
+              <w:t>7</w:t>
+            </w:r>
+            <w:r>
+              <w:rPr>
+                <w:noProof/>
+                <w:webHidden/>
+              </w:rPr>
+              <w:fldChar w:fldCharType="end"/>
+            </w:r>
+          </w:hyperlink>
+        </w:p>
+        <w:p>
+          <w:pPr>
+            <w:pStyle w:val="TOC2"/>
+            <w:tabs>
+              <w:tab w:val="right" w:leader="dot" w:pos="9016"/>
+            </w:tabs>
+            <w:rPr>
+              <w:rFonts w:eastAsiaTheme="minorEastAsia"/>
+              <w:noProof/>
+              <w:sz w:val="24"/>
+              <w:szCs w:val="24"/>
+              <w:lang w:eastAsia="en-GB"/>
+            </w:rPr>
+          </w:pPr>
+          <w:hyperlink w:anchor="_Toc233374826" w:history="1">
+            <w:r>
+              <w:rPr>
+                <w:rStyle w:val="Hyperlink"/>
+                <w:noProof/>
+              </w:rPr>
+              <w:t>Requirements Changing and Refactoring</w:t>
+            </w:r>
+            <w:r>
+              <w:rPr>
+                <w:noProof/>
+                <w:webHidden/>
+              </w:rPr>
+              <w:tab/>
+            </w:r>
+            <w:r>
+              <w:rPr>
+                <w:noProof/>
+                <w:webHidden/>
+              </w:rPr>
+              <w:fldChar w:fldCharType="begin"/>
+            </w:r>
+            <w:r>
+              <w:rPr>
+                <w:noProof/>
+                <w:webHidden/>
+              </w:rPr>
+              <w:instrText xml:space="preserve"> PAGEREF _Toc233374826 \h </w:instrText>
+            </w:r>
+            <w:r>
+              <w:rPr>
+                <w:noProof/>
+                <w:webHidden/>
+              </w:rPr>
+            </w:r>
+            <w:r>
+              <w:rPr>
+                <w:noProof/>
+                <w:webHidden/>
+              </w:rPr>
+              <w:fldChar w:fldCharType="separate"/>
+            </w:r>
+            <w:r>
+              <w:rPr>
+                <w:noProof/>
+                <w:webHidden/>
+              </w:rPr>
+              <w:t>8</w:t>
+            </w:r>
+            <w:r>
+              <w:rPr>
+                <w:noProof/>
+                <w:webHidden/>
+              </w:rPr>
+              <w:fldChar w:fldCharType="end"/>
+            </w:r>
+          </w:hyperlink>
+        </w:p>
+        <w:p>
+          <w:pPr>
+            <w:pStyle w:val="TOC2"/>
+            <w:tabs>
+              <w:tab w:val="right" w:leader="dot" w:pos="9016"/>
+            </w:tabs>
+            <w:rPr>
+              <w:rFonts w:eastAsiaTheme="minorEastAsia"/>
+              <w:noProof/>
+              <w:sz w:val="24"/>
+              <w:szCs w:val="24"/>
+              <w:lang w:eastAsia="en-GB"/>
+            </w:rPr>
+          </w:pPr>
+          <w:hyperlink w:anchor="_Toc233374827" w:history="1">
+            <w:r>
+              <w:rPr>
+                <w:rStyle w:val="Hyperlink"/>
+                <w:noProof/>
+              </w:rPr>
+              <w:t>Testing and Debugging Phase</w:t>
+            </w:r>
+            <w:r>
+              <w:rPr>
+                <w:noProof/>
+                <w:webHidden/>
+              </w:rPr>
+              <w:tab/>
+            </w:r>
+            <w:r>
+              <w:rPr>
+                <w:noProof/>
+                <w:webHidden/>
+              </w:rPr>
+              <w:fldChar w:fldCharType="begin"/>
+            </w:r>
+            <w:r>
+              <w:rPr>
+                <w:noProof/>
+                <w:webHidden/>
+              </w:rPr>
+              <w:instrText xml:space="preserve"> PAGEREF _Toc233374827 \h </w:instrText>
+            </w:r>
+            <w:r>
+              <w:rPr>
+                <w:noProof/>
+                <w:webHidden/>
+              </w:rPr>
+            </w:r>
+            <w:r>
+              <w:rPr>
+                <w:noProof/>
+                <w:webHidden/>
+              </w:rPr>
+              <w:fldChar w:fldCharType="separate"/>
+            </w:r>
+            <w:r>
+              <w:rPr>
+                <w:noProof/>
+                <w:webHidden/>
+              </w:rPr>
+              <w:t>9</w:t>
+            </w:r>
+            <w:r>
+              <w:rPr>
+                <w:noProof/>
+                <w:webHidden/>
+              </w:rPr>
+              <w:fldChar w:fldCharType="end"/>
+            </w:r>
+          </w:hyperlink>
+        </w:p>
+        <w:p>
+          <w:pPr>
+            <w:pStyle w:val="TOC2"/>
+            <w:tabs>
+              <w:tab w:val="right" w:leader="dot" w:pos="9016"/>
+            </w:tabs>
+            <w:rPr>
+              <w:rFonts w:eastAsiaTheme="minorEastAsia"/>
+              <w:noProof/>
+              <w:sz w:val="24"/>
+              <w:szCs w:val="24"/>
+              <w:lang w:eastAsia="en-GB"/>
+            </w:rPr>
+          </w:pPr>
+          <w:hyperlink w:anchor="_Toc233374828" w:history="1">
+            <w:r>
+              <w:rPr>
+                <w:rStyle w:val="Hyperlink"/>
+                <w:noProof/>
+              </w:rPr>
+              <w:t>Deployment and Maintenance Phase</w:t>
+            </w:r>
+            <w:r>
+              <w:rPr>
+                <w:noProof/>
+                <w:webHidden/>
+              </w:rPr>
+              <w:tab/>
+            </w:r>
+            <w:r>
+              <w:rPr>
+                <w:noProof/>
+                <w:webHidden/>
+              </w:rPr>
+              <w:fldChar w:fldCharType="begin"/>
+            </w:r>
+            <w:r>
+              <w:rPr>
+                <w:noProof/>
+                <w:webHidden/>
+              </w:rPr>
+              <w:instrText xml:space="preserve"> PAGEREF _Toc233374828 \h </w:instrText>
+            </w:r>
+            <w:r>
+              <w:rPr>
+                <w:noProof/>
+                <w:webHidden/>
+              </w:rPr>
+            </w:r>
+            <w:r>
+              <w:rPr>
+                <w:noProof/>
+                <w:webHidden/>
+              </w:rPr>
+              <w:fldChar w:fldCharType="separate"/>
+            </w:r>
+            <w:r>
+              <w:rPr>
+                <w:noProof/>
+                <w:webHidden/>
+              </w:rPr>
+              <w:t>10</w:t>
+            </w:r>
+            <w:r>
+              <w:rPr>
+                <w:noProof/>
+                <w:webHidden/>
+              </w:rPr>
+              <w:fldChar w:fldCharType="end"/>
+            </w:r>
+          </w:hyperlink>
+        </w:p>
+        <w:p>
+          <w:pPr>
+            <w:pStyle w:val="TOC2"/>
+            <w:tabs>
+              <w:tab w:val="right" w:leader="dot" w:pos="9016"/>
+            </w:tabs>
+            <w:rPr>
+              <w:rFonts w:eastAsiaTheme="minorEastAsia"/>
+              <w:noProof/>
+              <w:sz w:val="24"/>
+              <w:szCs w:val="24"/>
+              <w:lang w:eastAsia="en-GB"/>
+            </w:rPr>
+          </w:pPr>
+          <w:hyperlink w:anchor="_Toc233374829" w:history="1">
+            <w:r>
+              <w:rPr>
+                <w:rStyle w:val="Hyperlink"/>
+                <w:noProof/>
+              </w:rPr>
               <w:t>Potential Future Improvements</w:t>
             </w:r>
             <w:r>
@@ -816,7 +1106,7 @@
                 <w:noProof/>
                 <w:webHidden/>
               </w:rPr>
-              <w:instrText xml:space="preserve"> PAGEREF _Toc213837894 \h </w:instrText>
+              <w:instrText xml:space="preserve"> PAGEREF _Toc233374829 \h </w:instrText>
             </w:r>
             <w:r>
               <w:rPr>
@@ -836,7 +1126,7 @@
                 <w:noProof/>
                 <w:webHidden/>
               </w:rPr>
-              <w:t>7</w:t>
+              <w:t>10</w:t>
             </w:r>
             <w:r>
               <w:rPr>
@@ -877,108 +1167,138 @@
       <w:pPr>
         <w:pStyle w:val="Heading2"/>
         <w:jc w:val="center"/>
-      </w:pPr>
-      <w:bookmarkStart w:id="1" w:name="_Toc213837885"/>
-      <w:r>
+        <w:rPr>
+          <w:highlight w:val="yellow"/>
+        </w:rPr>
+      </w:pPr>
+      <w:bookmarkStart w:id="1" w:name="_Toc233374816"/>
+      <w:r>
+        <w:rPr>
+          <w:highlight w:val="yellow"/>
+        </w:rPr>
         <w:lastRenderedPageBreak/>
-        <w:t>Introduction</w:t>
-      </w:r>
-      <w:bookmarkEnd w:id="1"/>
-    </w:p>
-    <w:p>
-      <w:r>
-        <w:t xml:space="preserve">This portfolio entry involves simplifying and automating the gathering of environment variables </w:t>
-      </w:r>
-      <w:r>
-        <w:t>to</w:t>
-      </w:r>
-      <w:r>
-        <w:t xml:space="preserve"> allow for ease in the setting up of a local development environment for a </w:t>
-      </w:r>
-      <w:r>
-        <w:t>service which allows a team of support personnel to review errors on maps submitted by our users</w:t>
-      </w:r>
-      <w:r>
-        <w:t>.</w:t>
-      </w:r>
-    </w:p>
-    <w:p>
-      <w:r>
-        <w:t>This system was created as part of a push to break down a monolithic system into a system of microservices surrounding a single</w:t>
-      </w:r>
-      <w:r>
-        <w:t>-</w:t>
-      </w:r>
-      <w:r>
-        <w:t xml:space="preserve">entry point. The reason for this was an architectural one developed by senior architects for the purpose of allowing different teams </w:t>
-      </w:r>
-      <w:r>
-        <w:t xml:space="preserve">to ‘own’ different services so that they can make changes to these individual services and plug them into the larger system without affecting other services. </w:t>
-      </w:r>
-      <w:r>
-        <w:t xml:space="preserve">Because of the difficulty of initially breaking the system up into this microservice model, the initial </w:t>
-      </w:r>
-      <w:r>
-        <w:t xml:space="preserve">prototype of the refactor </w:t>
-      </w:r>
-      <w:r>
-        <w:t>of the</w:t>
-      </w:r>
-      <w:r>
-        <w:t xml:space="preserve"> system was hastily put together</w:t>
-      </w:r>
-      <w:r>
-        <w:t xml:space="preserve">. </w:t>
-      </w:r>
-      <w:r>
-        <w:t>Credentials needed to integrate the ‘backend to the frontend’ (a simple node.js server)</w:t>
-      </w:r>
-      <w:r>
-        <w:t xml:space="preserve"> were stored in environment variable files which were ignored by version control (git). These credentials therefore had to be manually inputted on each user’s computer</w:t>
-      </w:r>
-      <w:r>
-        <w:t xml:space="preserve"> when setting up the local development environment</w:t>
-      </w:r>
-      <w:r>
-        <w:t xml:space="preserve">. Whilst initially this was not a problem, as it only involved setting up, it became a problem when the infrastructure changed due to redeployment of the infrastructure through </w:t>
-      </w:r>
-      <w:r>
-        <w:t xml:space="preserve">cloud </w:t>
-      </w:r>
-      <w:r>
-        <w:t>deployment pipelines. This meant that, during multiple deployments, credentials could need to be changed multiple times each day, with redeployments breaking the local development environment, causing loss of focus and slow down for develop</w:t>
-      </w:r>
-      <w:r>
-        <w:t>ers</w:t>
-      </w:r>
-      <w:r>
-        <w:t xml:space="preserve">. </w:t>
-      </w:r>
-      <w:r>
-        <w:t xml:space="preserve">Because of this, multiple developers, </w:t>
-      </w:r>
-      <w:r>
-        <w:t>me</w:t>
-      </w:r>
-      <w:r>
-        <w:t xml:space="preserve"> included, expressed a desire for the credentials to be gathered at </w:t>
-      </w:r>
-      <w:proofErr w:type="spellStart"/>
-      <w:r>
-        <w:t>start up</w:t>
-      </w:r>
-      <w:proofErr w:type="spellEnd"/>
-      <w:r>
-        <w:t xml:space="preserve"> of the node.js server through automation, rather than relying on hardcoded environment variables which need to be manually changed each redeployment.</w:t>
-      </w:r>
-    </w:p>
-    <w:p/>
+        <w:t>Needs contents for figures</w:t>
+      </w:r>
+    </w:p>
+    <w:p>
+      <w:r>
+        <w:rPr>
+          <w:highlight w:val="yellow"/>
+        </w:rPr>
+        <w:t>Needs contents for tables too</w:t>
+      </w:r>
+    </w:p>
     <w:p>
       <w:pPr>
         <w:pStyle w:val="Heading2"/>
         <w:jc w:val="center"/>
       </w:pPr>
-      <w:bookmarkStart w:id="2" w:name="_Toc213837886"/>
+      <w:r>
+        <w:t>Introduction</w:t>
+      </w:r>
+      <w:bookmarkEnd w:id="1"/>
+    </w:p>
+    <w:p>
+      <w:r>
+        <w:t xml:space="preserve">This portfolio entry involves simplifying and automating the gathering of environment variables </w:t>
+      </w:r>
+      <w:r>
+        <w:t>to</w:t>
+      </w:r>
+      <w:r>
+        <w:t xml:space="preserve"> allow for ease in the setting up of a local development environment for a </w:t>
+      </w:r>
+      <w:r>
+        <w:t>service which allows a team of support personnel to review errors on maps submitted by our users</w:t>
+      </w:r>
+      <w:r>
+        <w:t>.</w:t>
+      </w:r>
+    </w:p>
+    <w:p>
+      <w:r>
+        <w:t>This system was created as part of a push to break down a monolithic system into a system of microservices surrounding a single</w:t>
+      </w:r>
+      <w:r>
+        <w:t>-</w:t>
+      </w:r>
+      <w:r>
+        <w:t xml:space="preserve">entry point. The reason for this was an architectural one developed by senior architects for the purpose of allowing different teams </w:t>
+      </w:r>
+      <w:r>
+        <w:t xml:space="preserve">to ‘own’ different services so that they can make changes to these individual services and plug them into the larger system without affecting other services. </w:t>
+      </w:r>
+      <w:r>
+        <w:t xml:space="preserve">Because of the difficulty of initially breaking the system up into this microservice model, the initial </w:t>
+      </w:r>
+      <w:r>
+        <w:t xml:space="preserve">prototype of the refactor </w:t>
+      </w:r>
+      <w:r>
+        <w:t>of the</w:t>
+      </w:r>
+      <w:r>
+        <w:t xml:space="preserve"> system was hastily put together</w:t>
+      </w:r>
+      <w:r>
+        <w:t xml:space="preserve">. </w:t>
+      </w:r>
+      <w:r>
+        <w:t>Credentials needed to integrate the ‘backend to the frontend’ (a simple node.js server)</w:t>
+      </w:r>
+      <w:r>
+        <w:t xml:space="preserve"> were stored in environment variable files which were ignored by version control (git). These credentials therefore had to be manually inputted on each user’s computer</w:t>
+      </w:r>
+      <w:r>
+        <w:t xml:space="preserve"> when setting up the local development environment</w:t>
+      </w:r>
+      <w:r>
+        <w:t xml:space="preserve">. Whilst initially this was not a problem, as it only involved setting up, it became a problem when the infrastructure changed due to redeployment of the infrastructure through </w:t>
+      </w:r>
+      <w:r>
+        <w:t xml:space="preserve">cloud </w:t>
+      </w:r>
+      <w:r>
+        <w:t>deployment pipelines. This meant that, during multiple deployments, credentials could need to be changed multiple times each day, with redeployments breaking the local development environment, causing loss of focus and slow down for develop</w:t>
+      </w:r>
+      <w:r>
+        <w:t>ers</w:t>
+      </w:r>
+      <w:r>
+        <w:t xml:space="preserve">. </w:t>
+      </w:r>
+      <w:r>
+        <w:t xml:space="preserve">Because of this, multiple developers, </w:t>
+      </w:r>
+      <w:r>
+        <w:t>m</w:t>
+      </w:r>
+      <w:r>
+        <w:t>yself</w:t>
+      </w:r>
+      <w:r>
+        <w:t xml:space="preserve"> included, expressed a desire for the credentials to be gathered at </w:t>
+      </w:r>
+      <w:r>
+        <w:t xml:space="preserve">the </w:t>
+      </w:r>
+      <w:r>
+        <w:t>start</w:t>
+      </w:r>
+      <w:r>
+        <w:t>-</w:t>
+      </w:r>
+      <w:r>
+        <w:t>up of the node.js server through automation, rather than relying on hardcoded environment variables which need to be manually changed each redeployment.</w:t>
+      </w:r>
+    </w:p>
+    <w:p/>
+    <w:p>
+      <w:pPr>
+        <w:pStyle w:val="Heading2"/>
+        <w:jc w:val="center"/>
+      </w:pPr>
+      <w:bookmarkStart w:id="2" w:name="_Toc233374817"/>
       <w:r>
         <w:t>Analysis and Requirements Gathering Phase</w:t>
       </w:r>
@@ -1169,15 +1489,7 @@
       </w:r>
       <w:r>
         <w:lastRenderedPageBreak/>
-        <w:t>azure/</w:t>
-      </w:r>
-      <w:proofErr w:type="spellStart"/>
-      <w:r>
-        <w:t>keyvault</w:t>
-      </w:r>
-      <w:proofErr w:type="spellEnd"/>
-      <w:r>
-        <w:t xml:space="preserve">-secrets packages from Microsoft to retrieve secrets from one of our Azure Key </w:t>
+        <w:t xml:space="preserve">azure/keyvault-secrets packages from Microsoft to retrieve secrets from one of our Azure Key </w:t>
       </w:r>
       <w:r>
         <w:t>Vaults and</w:t>
@@ -1195,27 +1507,1071 @@
       <w:r>
         <w:t>The team also expressed a desire to have good documentation in a README.md file that would allow a new developer to set up the local development environment easily if they were to join the team.</w:t>
       </w:r>
-    </w:p>
-    <w:p>
-      <w:r>
-        <w:t>Through this, a task was created on a sprint board, with me being responsible for writing the code that would allow this to be carried out</w:t>
-      </w:r>
-      <w:r>
-        <w:t xml:space="preserve"> as well as writing the documentation</w:t>
-      </w:r>
-      <w:r>
+      <w:r>
+        <w:t xml:space="preserve"> </w:t>
+      </w:r>
+    </w:p>
+    <w:p>
+      <w:pPr>
+        <w:pStyle w:val="Heading2"/>
+        <w:jc w:val="center"/>
+        <w:rPr>
+          <w:u w:val="single"/>
+        </w:rPr>
+      </w:pPr>
+      <w:r>
+        <w:rPr>
+          <w:u w:val="single"/>
+        </w:rPr>
+        <w:t>How the Team is Organised</w:t>
+      </w:r>
+    </w:p>
+    <w:p>
+      <w:pPr>
+        <w:rPr>
+          <w:highlight w:val="yellow"/>
+        </w:rPr>
+      </w:pPr>
+      <w:r>
+        <w:rPr>
+          <w:highlight w:val="yellow"/>
+        </w:rPr>
+        <w:t>The team that arranged this task and organised it during the Skill Session consists of a Senior Engineer, two Engineers (myself being one these) and a Test Engineer.</w:t>
+      </w:r>
+    </w:p>
+    <w:p>
+      <w:r>
+        <w:rPr>
+          <w:highlight w:val="yellow"/>
+        </w:rPr>
+        <w:t>The Senior Engineer and Engineers are primarily involved in frontend and backend software development, as well as software development for infrastructure, and the DevOps pipeline used to deploy that infrastructure.</w:t>
+      </w:r>
+    </w:p>
+    <w:p>
+      <w:r>
+        <w:rPr>
+          <w:highlight w:val="yellow"/>
+        </w:rPr>
+        <w:t xml:space="preserve">The Test Engineer is responsible for ensuring that the high-level and customer facing tests are working and returning correct results. They </w:t>
+      </w:r>
+      <w:r>
+        <w:rPr>
+          <w:highlight w:val="yellow"/>
+        </w:rPr>
+        <w:t>deal with things such as making sure the integration tests for our systems work and that the systems are kept running</w:t>
+      </w:r>
+      <w:r>
+        <w:rPr>
+          <w:highlight w:val="yellow"/>
+        </w:rPr>
+        <w:t xml:space="preserve"> even under load.</w:t>
+      </w:r>
+    </w:p>
+    <w:p>
+      <w:r>
+        <w:rPr>
+          <w:highlight w:val="yellow"/>
+        </w:rPr>
+        <w:t xml:space="preserve">Whilst the </w:t>
+      </w:r>
+      <w:r>
+        <w:rPr>
+          <w:highlight w:val="yellow"/>
+        </w:rPr>
+        <w:t>roles of</w:t>
+      </w:r>
+      <w:r>
+        <w:rPr>
+          <w:highlight w:val="yellow"/>
+        </w:rPr>
+        <w:t xml:space="preserve"> the Senior Engineer and the two Engineers overlap, the Senior Engineer spends more time on high-level architectural decisions, working with other parts of the business and leading the team</w:t>
+      </w:r>
+      <w:r>
+        <w:rPr>
+          <w:highlight w:val="yellow"/>
+        </w:rPr>
         <w:t>.</w:t>
       </w:r>
-    </w:p>
-    <w:p>
-      <w:pPr>
-        <w:keepNext/>
-      </w:pPr>
+      <w:r>
+        <w:rPr>
+          <w:highlight w:val="yellow"/>
+        </w:rPr>
+        <w:t xml:space="preserve"> I focus more on the frontend code, the other engineer focuses more on the infrastructure code, and both of us equally focus on the backend code.</w:t>
+      </w:r>
+    </w:p>
+    <w:p>
+      <w:r>
+        <w:rPr>
+          <w:highlight w:val="yellow"/>
+        </w:rPr>
+        <w:t xml:space="preserve">For this </w:t>
+      </w:r>
+      <w:r>
+        <w:rPr>
+          <w:highlight w:val="yellow"/>
+        </w:rPr>
+        <w:t>work</w:t>
+      </w:r>
+      <w:r>
+        <w:rPr>
+          <w:highlight w:val="yellow"/>
+        </w:rPr>
+        <w:t>, technically I worked on frontend, backend and infrastructure work, but most of the work was done integrating the backend and the infrastructure together to ensure a better frontend development experience.</w:t>
+      </w:r>
+    </w:p>
+    <w:p>
+      <w:pPr>
+        <w:pStyle w:val="Heading2"/>
+        <w:jc w:val="center"/>
+        <w:rPr>
+          <w:u w:val="single"/>
+        </w:rPr>
+      </w:pPr>
+      <w:r>
+        <w:rPr>
+          <w:u w:val="single"/>
+        </w:rPr>
+        <w:t>Risk Assessment</w:t>
+      </w:r>
+    </w:p>
+    <w:p>
+      <w:pPr>
+        <w:pStyle w:val="Heading3"/>
+        <w:jc w:val="center"/>
+        <w:rPr>
+          <w:u w:val="single"/>
+        </w:rPr>
+      </w:pPr>
+      <w:r>
+        <w:rPr>
+          <w:u w:val="single"/>
+        </w:rPr>
+        <w:t>Risk Matrix</w:t>
+      </w:r>
+    </w:p>
+    <w:p>
+      <w:r>
+        <w:t xml:space="preserve">The following Risk Matrix </w:t>
+      </w:r>
+      <w:r>
+        <w:t>was</w:t>
+      </w:r>
+      <w:r>
+        <w:t xml:space="preserve"> used to score the combination of likelihood and impact to the organisation for each of the risks in the risk assessment. </w:t>
+      </w:r>
+    </w:p>
+    <w:p/>
+    <w:p>
+      <w:r>
+        <w:rPr>
+          <w:noProof/>
+        </w:rPr>
+        <w:lastRenderedPageBreak/>
+        <w:drawing>
+          <wp:inline distT="0" distB="0" distL="0" distR="0" wp14:anchorId="0BF40EB5" wp14:editId="5B8281B2">
+            <wp:extent cx="5731510" cy="3608705"/>
+            <wp:effectExtent l="0" t="0" r="0" b="0"/>
+            <wp:docPr id="1863413094" name="Picture 9" descr="Risk Matrix 3x3"/>
+            <wp:cNvGraphicFramePr>
+              <a:graphicFrameLocks xmlns:a="http://schemas.openxmlformats.org/drawingml/2006/main" noChangeAspect="1"/>
+            </wp:cNvGraphicFramePr>
+            <a:graphic xmlns:a="http://schemas.openxmlformats.org/drawingml/2006/main">
+              <a:graphicData uri="http://schemas.openxmlformats.org/drawingml/2006/picture">
+                <pic:pic xmlns:pic="http://schemas.openxmlformats.org/drawingml/2006/picture">
+                  <pic:nvPicPr>
+                    <pic:cNvPr id="0" name="Picture 61" descr="Risk Matrix 3x3"/>
+                    <pic:cNvPicPr>
+                      <a:picLocks noChangeAspect="1" noChangeArrowheads="1"/>
+                    </pic:cNvPicPr>
+                  </pic:nvPicPr>
+                  <pic:blipFill>
+                    <a:blip r:embed="rId8" cstate="print">
+                      <a:extLst>
+                        <a:ext uri="{28A0092B-C50C-407E-A947-70E740481C1C}">
+                          <a14:useLocalDpi xmlns:a14="http://schemas.microsoft.com/office/drawing/2010/main" val="0"/>
+                        </a:ext>
+                      </a:extLst>
+                    </a:blip>
+                    <a:srcRect/>
+                    <a:stretch>
+                      <a:fillRect/>
+                    </a:stretch>
+                  </pic:blipFill>
+                  <pic:spPr bwMode="auto">
+                    <a:xfrm>
+                      <a:off x="0" y="0"/>
+                      <a:ext cx="5731510" cy="3608705"/>
+                    </a:xfrm>
+                    <a:prstGeom prst="rect">
+                      <a:avLst/>
+                    </a:prstGeom>
+                    <a:noFill/>
+                    <a:ln>
+                      <a:noFill/>
+                    </a:ln>
+                  </pic:spPr>
+                </pic:pic>
+              </a:graphicData>
+            </a:graphic>
+          </wp:inline>
+        </w:drawing>
+      </w:r>
+    </w:p>
+    <w:p>
+      <w:pPr>
+        <w:pStyle w:val="Heading3"/>
+        <w:jc w:val="center"/>
+        <w:rPr>
+          <w:u w:val="single"/>
+        </w:rPr>
+      </w:pPr>
+      <w:r>
+        <w:rPr>
+          <w:u w:val="single"/>
+        </w:rPr>
+        <w:t>Risk Assessment</w:t>
+      </w:r>
+    </w:p>
+    <w:tbl>
+      <w:tblPr>
+        <w:tblStyle w:val="TableGrid"/>
+        <w:tblW w:w="0" w:type="auto"/>
+        <w:tblLook w:val="04A0" w:firstRow="1" w:lastRow="0" w:firstColumn="1" w:lastColumn="0" w:noHBand="0" w:noVBand="1"/>
+      </w:tblPr>
+      <w:tblGrid>
+        <w:gridCol w:w="4508"/>
+        <w:gridCol w:w="4508"/>
+      </w:tblGrid>
+      <w:tr>
+        <w:tc>
+          <w:tcPr>
+            <w:tcW w:w="4508" w:type="dxa"/>
+          </w:tcPr>
+          <w:p>
+            <w:pPr>
+              <w:jc w:val="center"/>
+              <w:rPr>
+                <w:b/>
+                <w:bCs/>
+              </w:rPr>
+            </w:pPr>
+            <w:r>
+              <w:rPr>
+                <w:b/>
+                <w:bCs/>
+              </w:rPr>
+              <w:t>Risk ID</w:t>
+            </w:r>
+          </w:p>
+        </w:tc>
+        <w:tc>
+          <w:tcPr>
+            <w:tcW w:w="4508" w:type="dxa"/>
+          </w:tcPr>
+          <w:p>
+            <w:pPr>
+              <w:jc w:val="center"/>
+              <w:rPr>
+                <w:b/>
+                <w:bCs/>
+              </w:rPr>
+            </w:pPr>
+            <w:r>
+              <w:rPr>
+                <w:b/>
+                <w:bCs/>
+              </w:rPr>
+              <w:t>Risk</w:t>
+            </w:r>
+          </w:p>
+        </w:tc>
+      </w:tr>
+      <w:tr>
+        <w:tc>
+          <w:tcPr>
+            <w:tcW w:w="4508" w:type="dxa"/>
+          </w:tcPr>
+          <w:p>
+            <w:pPr>
+              <w:jc w:val="center"/>
+            </w:pPr>
+            <w:r>
+              <w:t>1</w:t>
+            </w:r>
+          </w:p>
+        </w:tc>
+        <w:tc>
+          <w:tcPr>
+            <w:tcW w:w="4508" w:type="dxa"/>
+          </w:tcPr>
+          <w:p/>
+        </w:tc>
+      </w:tr>
+      <w:tr>
+        <w:tc>
+          <w:tcPr>
+            <w:tcW w:w="4508" w:type="dxa"/>
+          </w:tcPr>
+          <w:p>
+            <w:pPr>
+              <w:jc w:val="center"/>
+            </w:pPr>
+            <w:r>
+              <w:t>2</w:t>
+            </w:r>
+          </w:p>
+        </w:tc>
+        <w:tc>
+          <w:tcPr>
+            <w:tcW w:w="4508" w:type="dxa"/>
+          </w:tcPr>
+          <w:p/>
+        </w:tc>
+      </w:tr>
+      <w:tr>
+        <w:tc>
+          <w:tcPr>
+            <w:tcW w:w="4508" w:type="dxa"/>
+          </w:tcPr>
+          <w:p>
+            <w:pPr>
+              <w:jc w:val="center"/>
+            </w:pPr>
+            <w:r>
+              <w:t>3</w:t>
+            </w:r>
+          </w:p>
+        </w:tc>
+        <w:tc>
+          <w:tcPr>
+            <w:tcW w:w="4508" w:type="dxa"/>
+          </w:tcPr>
+          <w:p/>
+        </w:tc>
+      </w:tr>
+      <w:tr>
+        <w:tc>
+          <w:tcPr>
+            <w:tcW w:w="4508" w:type="dxa"/>
+          </w:tcPr>
+          <w:p>
+            <w:pPr>
+              <w:jc w:val="center"/>
+            </w:pPr>
+            <w:r>
+              <w:t>4</w:t>
+            </w:r>
+          </w:p>
+        </w:tc>
+        <w:tc>
+          <w:tcPr>
+            <w:tcW w:w="4508" w:type="dxa"/>
+          </w:tcPr>
+          <w:p/>
+        </w:tc>
+      </w:tr>
+    </w:tbl>
+    <w:p/>
+    <w:p>
+      <w:pPr>
+        <w:pStyle w:val="Heading3"/>
+        <w:jc w:val="center"/>
+        <w:rPr>
+          <w:highlight w:val="yellow"/>
+          <w:u w:val="single"/>
+        </w:rPr>
+      </w:pPr>
+      <w:r>
+        <w:rPr>
+          <w:highlight w:val="yellow"/>
+          <w:u w:val="single"/>
+        </w:rPr>
+        <w:t>Risk Register</w:t>
+      </w:r>
+    </w:p>
+    <w:p>
+      <w:r>
+        <w:rPr>
+          <w:highlight w:val="yellow"/>
+        </w:rPr>
+        <w:t>A Risk Register was created, to highlight any issues that could arise as a result of automating the environment variables.</w:t>
+      </w:r>
+    </w:p>
+    <w:p>
+      <w:r>
+        <w:rPr>
+          <w:highlight w:val="yellow"/>
+        </w:rPr>
+        <w:t>K11: Talk about usage of key vaults, dev and test environments compared to production, static code analysis, AI code analysis</w:t>
+      </w:r>
+    </w:p>
+    <w:p>
+      <w:r>
+        <w:rPr>
+          <w:highlight w:val="yellow"/>
+        </w:rPr>
+        <w:t>Expand the security considerations in order to hit K11</w:t>
+      </w:r>
+      <w:r>
+        <w:t xml:space="preserve">. </w:t>
+      </w:r>
+      <w:r>
+        <w:rPr>
+          <w:highlight w:val="yellow"/>
+        </w:rPr>
+        <w:t>What are the vulnerabilities if the secrets are retrieved?</w:t>
+      </w:r>
+      <w:r>
+        <w:t xml:space="preserve"> </w:t>
+      </w:r>
+      <w:r>
+        <w:rPr>
+          <w:highlight w:val="yellow"/>
+        </w:rPr>
+        <w:t>Maybe just put a risk assessment in</w:t>
+      </w:r>
+      <w:r>
+        <w:t xml:space="preserve"> </w:t>
+      </w:r>
+      <w:r>
+        <w:rPr>
+          <w:highlight w:val="yellow"/>
+        </w:rPr>
+        <w:t>with risk matrixes and risk mitigation proposals.</w:t>
+      </w:r>
+    </w:p>
+    <w:p/>
+    <w:tbl>
+      <w:tblPr>
+        <w:tblStyle w:val="TableGrid"/>
+        <w:tblW w:w="0" w:type="auto"/>
+        <w:tblLook w:val="04A0" w:firstRow="1" w:lastRow="0" w:firstColumn="1" w:lastColumn="0" w:noHBand="0" w:noVBand="1"/>
+      </w:tblPr>
+      <w:tblGrid>
+        <w:gridCol w:w="2254"/>
+        <w:gridCol w:w="2254"/>
+        <w:gridCol w:w="2254"/>
+        <w:gridCol w:w="2254"/>
+      </w:tblGrid>
+      <w:tr>
+        <w:tc>
+          <w:tcPr>
+            <w:tcW w:w="2254" w:type="dxa"/>
+          </w:tcPr>
+          <w:p>
+            <w:pPr>
+              <w:jc w:val="center"/>
+              <w:rPr>
+                <w:b/>
+                <w:bCs/>
+              </w:rPr>
+            </w:pPr>
+            <w:r>
+              <w:rPr>
+                <w:b/>
+                <w:bCs/>
+              </w:rPr>
+              <w:t>Risk ID</w:t>
+            </w:r>
+          </w:p>
+        </w:tc>
+        <w:tc>
+          <w:tcPr>
+            <w:tcW w:w="2254" w:type="dxa"/>
+          </w:tcPr>
+          <w:p>
+            <w:pPr>
+              <w:jc w:val="center"/>
+              <w:rPr>
+                <w:b/>
+                <w:bCs/>
+              </w:rPr>
+            </w:pPr>
+            <w:r>
+              <w:rPr>
+                <w:b/>
+                <w:bCs/>
+              </w:rPr>
+              <w:t>Probability</w:t>
+            </w:r>
+          </w:p>
+        </w:tc>
+        <w:tc>
+          <w:tcPr>
+            <w:tcW w:w="2254" w:type="dxa"/>
+          </w:tcPr>
+          <w:p>
+            <w:pPr>
+              <w:jc w:val="center"/>
+              <w:rPr>
+                <w:b/>
+                <w:bCs/>
+              </w:rPr>
+            </w:pPr>
+            <w:r>
+              <w:rPr>
+                <w:b/>
+                <w:bCs/>
+              </w:rPr>
+              <w:t>Impact</w:t>
+            </w:r>
+          </w:p>
+        </w:tc>
+        <w:tc>
+          <w:tcPr>
+            <w:tcW w:w="2254" w:type="dxa"/>
+          </w:tcPr>
+          <w:p>
+            <w:pPr>
+              <w:jc w:val="center"/>
+              <w:rPr>
+                <w:b/>
+                <w:bCs/>
+              </w:rPr>
+            </w:pPr>
+            <w:r>
+              <w:rPr>
+                <w:b/>
+                <w:bCs/>
+              </w:rPr>
+              <w:t>Risk Score</w:t>
+            </w:r>
+          </w:p>
+        </w:tc>
+      </w:tr>
+      <w:tr>
+        <w:tc>
+          <w:tcPr>
+            <w:tcW w:w="2254" w:type="dxa"/>
+          </w:tcPr>
+          <w:p>
+            <w:pPr>
+              <w:jc w:val="center"/>
+            </w:pPr>
+            <w:r>
+              <w:t>1</w:t>
+            </w:r>
+          </w:p>
+        </w:tc>
+        <w:tc>
+          <w:tcPr>
+            <w:tcW w:w="2254" w:type="dxa"/>
+          </w:tcPr>
+          <w:p/>
+        </w:tc>
+        <w:tc>
+          <w:tcPr>
+            <w:tcW w:w="2254" w:type="dxa"/>
+          </w:tcPr>
+          <w:p/>
+        </w:tc>
+        <w:tc>
+          <w:tcPr>
+            <w:tcW w:w="2254" w:type="dxa"/>
+          </w:tcPr>
+          <w:p/>
+        </w:tc>
+      </w:tr>
+      <w:tr>
+        <w:tc>
+          <w:tcPr>
+            <w:tcW w:w="2254" w:type="dxa"/>
+          </w:tcPr>
+          <w:p>
+            <w:pPr>
+              <w:jc w:val="center"/>
+            </w:pPr>
+            <w:r>
+              <w:t>2</w:t>
+            </w:r>
+          </w:p>
+        </w:tc>
+        <w:tc>
+          <w:tcPr>
+            <w:tcW w:w="2254" w:type="dxa"/>
+          </w:tcPr>
+          <w:p/>
+        </w:tc>
+        <w:tc>
+          <w:tcPr>
+            <w:tcW w:w="2254" w:type="dxa"/>
+          </w:tcPr>
+          <w:p/>
+        </w:tc>
+        <w:tc>
+          <w:tcPr>
+            <w:tcW w:w="2254" w:type="dxa"/>
+          </w:tcPr>
+          <w:p/>
+        </w:tc>
+      </w:tr>
+      <w:tr>
+        <w:tc>
+          <w:tcPr>
+            <w:tcW w:w="2254" w:type="dxa"/>
+          </w:tcPr>
+          <w:p>
+            <w:pPr>
+              <w:jc w:val="center"/>
+            </w:pPr>
+            <w:r>
+              <w:t>3</w:t>
+            </w:r>
+          </w:p>
+        </w:tc>
+        <w:tc>
+          <w:tcPr>
+            <w:tcW w:w="2254" w:type="dxa"/>
+          </w:tcPr>
+          <w:p/>
+        </w:tc>
+        <w:tc>
+          <w:tcPr>
+            <w:tcW w:w="2254" w:type="dxa"/>
+          </w:tcPr>
+          <w:p/>
+        </w:tc>
+        <w:tc>
+          <w:tcPr>
+            <w:tcW w:w="2254" w:type="dxa"/>
+          </w:tcPr>
+          <w:p/>
+        </w:tc>
+      </w:tr>
+      <w:tr>
+        <w:tc>
+          <w:tcPr>
+            <w:tcW w:w="2254" w:type="dxa"/>
+          </w:tcPr>
+          <w:p>
+            <w:pPr>
+              <w:jc w:val="center"/>
+            </w:pPr>
+            <w:r>
+              <w:t>4</w:t>
+            </w:r>
+          </w:p>
+        </w:tc>
+        <w:tc>
+          <w:tcPr>
+            <w:tcW w:w="2254" w:type="dxa"/>
+          </w:tcPr>
+          <w:p/>
+        </w:tc>
+        <w:tc>
+          <w:tcPr>
+            <w:tcW w:w="2254" w:type="dxa"/>
+          </w:tcPr>
+          <w:p/>
+        </w:tc>
+        <w:tc>
+          <w:tcPr>
+            <w:tcW w:w="2254" w:type="dxa"/>
+          </w:tcPr>
+          <w:p/>
+        </w:tc>
+      </w:tr>
+    </w:tbl>
+    <w:p/>
+    <w:p>
+      <w:pPr>
+        <w:pStyle w:val="Heading3"/>
+        <w:jc w:val="center"/>
+        <w:rPr>
+          <w:u w:val="single"/>
+        </w:rPr>
+      </w:pPr>
+      <w:r>
+        <w:rPr>
+          <w:highlight w:val="yellow"/>
+          <w:u w:val="single"/>
+        </w:rPr>
+        <w:lastRenderedPageBreak/>
+        <w:t xml:space="preserve">Risk Mitigation </w:t>
+      </w:r>
+      <w:r>
+        <w:rPr>
+          <w:highlight w:val="yellow"/>
+          <w:u w:val="single"/>
+        </w:rPr>
+        <w:t>Actions</w:t>
+      </w:r>
+    </w:p>
+    <w:p>
+      <w:pPr>
+        <w:jc w:val="both"/>
+      </w:pPr>
+      <w:r>
+        <w:rPr>
+          <w:highlight w:val="yellow"/>
+        </w:rPr>
+        <w:t>The following Risk Mitigation Proposals table was created to show what actions were considered and taken to reduce the risk of security vulnerabilities being breached.</w:t>
+      </w:r>
+    </w:p>
+    <w:tbl>
+      <w:tblPr>
+        <w:tblStyle w:val="TableGrid"/>
+        <w:tblW w:w="0" w:type="auto"/>
+        <w:tblLook w:val="04A0" w:firstRow="1" w:lastRow="0" w:firstColumn="1" w:lastColumn="0" w:noHBand="0" w:noVBand="1"/>
+      </w:tblPr>
+      <w:tblGrid>
+        <w:gridCol w:w="2254"/>
+        <w:gridCol w:w="2254"/>
+        <w:gridCol w:w="2254"/>
+        <w:gridCol w:w="2254"/>
+      </w:tblGrid>
+      <w:tr>
+        <w:tc>
+          <w:tcPr>
+            <w:tcW w:w="2254" w:type="dxa"/>
+          </w:tcPr>
+          <w:p>
+            <w:pPr>
+              <w:jc w:val="center"/>
+              <w:rPr>
+                <w:b/>
+                <w:bCs/>
+              </w:rPr>
+            </w:pPr>
+            <w:r>
+              <w:rPr>
+                <w:b/>
+                <w:bCs/>
+              </w:rPr>
+              <w:t>Risk ID</w:t>
+            </w:r>
+          </w:p>
+        </w:tc>
+        <w:tc>
+          <w:tcPr>
+            <w:tcW w:w="2254" w:type="dxa"/>
+          </w:tcPr>
+          <w:p>
+            <w:pPr>
+              <w:jc w:val="center"/>
+              <w:rPr>
+                <w:b/>
+                <w:bCs/>
+              </w:rPr>
+            </w:pPr>
+            <w:r>
+              <w:rPr>
+                <w:b/>
+                <w:bCs/>
+              </w:rPr>
+              <w:t>Mitigation Proposal</w:t>
+            </w:r>
+          </w:p>
+        </w:tc>
+        <w:tc>
+          <w:tcPr>
+            <w:tcW w:w="2254" w:type="dxa"/>
+          </w:tcPr>
+          <w:p>
+            <w:pPr>
+              <w:jc w:val="center"/>
+              <w:rPr>
+                <w:b/>
+                <w:bCs/>
+              </w:rPr>
+            </w:pPr>
+            <w:r>
+              <w:rPr>
+                <w:b/>
+                <w:bCs/>
+              </w:rPr>
+              <w:t>Proposal Cost</w:t>
+            </w:r>
+          </w:p>
+        </w:tc>
+        <w:tc>
+          <w:tcPr>
+            <w:tcW w:w="2254" w:type="dxa"/>
+          </w:tcPr>
+          <w:p>
+            <w:pPr>
+              <w:jc w:val="center"/>
+              <w:rPr>
+                <w:b/>
+                <w:bCs/>
+              </w:rPr>
+            </w:pPr>
+            <w:r>
+              <w:rPr>
+                <w:b/>
+                <w:bCs/>
+              </w:rPr>
+              <w:t xml:space="preserve">Was the Mitigation </w:t>
+            </w:r>
+            <w:r>
+              <w:rPr>
+                <w:b/>
+                <w:bCs/>
+              </w:rPr>
+              <w:t>Implemented?</w:t>
+            </w:r>
+          </w:p>
+        </w:tc>
+      </w:tr>
+      <w:tr>
+        <w:tc>
+          <w:tcPr>
+            <w:tcW w:w="2254" w:type="dxa"/>
+          </w:tcPr>
+          <w:p>
+            <w:pPr>
+              <w:jc w:val="center"/>
+            </w:pPr>
+            <w:r>
+              <w:t>1</w:t>
+            </w:r>
+          </w:p>
+        </w:tc>
+        <w:tc>
+          <w:tcPr>
+            <w:tcW w:w="2254" w:type="dxa"/>
+          </w:tcPr>
+          <w:p/>
+        </w:tc>
+        <w:tc>
+          <w:tcPr>
+            <w:tcW w:w="2254" w:type="dxa"/>
+          </w:tcPr>
+          <w:p/>
+        </w:tc>
+        <w:tc>
+          <w:tcPr>
+            <w:tcW w:w="2254" w:type="dxa"/>
+          </w:tcPr>
+          <w:p/>
+        </w:tc>
+      </w:tr>
+      <w:tr>
+        <w:tc>
+          <w:tcPr>
+            <w:tcW w:w="2254" w:type="dxa"/>
+          </w:tcPr>
+          <w:p>
+            <w:pPr>
+              <w:jc w:val="center"/>
+            </w:pPr>
+            <w:r>
+              <w:t>2</w:t>
+            </w:r>
+          </w:p>
+        </w:tc>
+        <w:tc>
+          <w:tcPr>
+            <w:tcW w:w="2254" w:type="dxa"/>
+          </w:tcPr>
+          <w:p/>
+        </w:tc>
+        <w:tc>
+          <w:tcPr>
+            <w:tcW w:w="2254" w:type="dxa"/>
+          </w:tcPr>
+          <w:p/>
+        </w:tc>
+        <w:tc>
+          <w:tcPr>
+            <w:tcW w:w="2254" w:type="dxa"/>
+          </w:tcPr>
+          <w:p/>
+        </w:tc>
+      </w:tr>
+      <w:tr>
+        <w:tc>
+          <w:tcPr>
+            <w:tcW w:w="2254" w:type="dxa"/>
+          </w:tcPr>
+          <w:p>
+            <w:pPr>
+              <w:jc w:val="center"/>
+            </w:pPr>
+            <w:r>
+              <w:t>3</w:t>
+            </w:r>
+          </w:p>
+        </w:tc>
+        <w:tc>
+          <w:tcPr>
+            <w:tcW w:w="2254" w:type="dxa"/>
+          </w:tcPr>
+          <w:p/>
+        </w:tc>
+        <w:tc>
+          <w:tcPr>
+            <w:tcW w:w="2254" w:type="dxa"/>
+          </w:tcPr>
+          <w:p/>
+        </w:tc>
+        <w:tc>
+          <w:tcPr>
+            <w:tcW w:w="2254" w:type="dxa"/>
+          </w:tcPr>
+          <w:p/>
+        </w:tc>
+      </w:tr>
+      <w:tr>
+        <w:tc>
+          <w:tcPr>
+            <w:tcW w:w="2254" w:type="dxa"/>
+          </w:tcPr>
+          <w:p>
+            <w:pPr>
+              <w:jc w:val="center"/>
+            </w:pPr>
+            <w:r>
+              <w:t>4</w:t>
+            </w:r>
+          </w:p>
+        </w:tc>
+        <w:tc>
+          <w:tcPr>
+            <w:tcW w:w="2254" w:type="dxa"/>
+          </w:tcPr>
+          <w:p/>
+        </w:tc>
+        <w:tc>
+          <w:tcPr>
+            <w:tcW w:w="2254" w:type="dxa"/>
+          </w:tcPr>
+          <w:p/>
+        </w:tc>
+        <w:tc>
+          <w:tcPr>
+            <w:tcW w:w="2254" w:type="dxa"/>
+          </w:tcPr>
+          <w:p/>
+        </w:tc>
+      </w:tr>
+    </w:tbl>
+    <w:p/>
+    <w:p>
+      <w:pPr>
+        <w:pStyle w:val="Heading2"/>
+        <w:jc w:val="center"/>
+        <w:rPr>
+          <w:highlight w:val="yellow"/>
+          <w:u w:val="single"/>
+        </w:rPr>
+      </w:pPr>
+      <w:bookmarkStart w:id="3" w:name="_Toc233374818"/>
+      <w:r>
+        <w:rPr>
+          <w:highlight w:val="yellow"/>
+          <w:u w:val="single"/>
+        </w:rPr>
+        <w:t>Project Approach</w:t>
+      </w:r>
+      <w:bookmarkEnd w:id="3"/>
+    </w:p>
+    <w:p>
+      <w:pPr>
+        <w:rPr>
+          <w:highlight w:val="yellow"/>
+        </w:rPr>
+      </w:pPr>
+      <w:r>
+        <w:rPr>
+          <w:highlight w:val="yellow"/>
+        </w:rPr>
+        <w:t>All these requirements were then compiled to create the specification for the task of automating the environment variables for local development.</w:t>
+      </w:r>
+    </w:p>
+    <w:p>
+      <w:pPr>
+        <w:rPr>
+          <w:highlight w:val="yellow"/>
+        </w:rPr>
+      </w:pPr>
+      <w:r>
+        <w:rPr>
+          <w:highlight w:val="yellow"/>
+        </w:rPr>
+        <w:t>As part of the team’s agile workflow, this task was agreed during the Sprint Planning and formally created during Sprint Kick-Off. This task was created on an Azure DevOps sprint board, with me being assigned the responsibility of writing the code as well as writing the documentation.</w:t>
+      </w:r>
+    </w:p>
+    <w:p>
+      <w:pPr>
+        <w:pStyle w:val="Heading2"/>
+        <w:jc w:val="center"/>
+        <w:rPr>
+          <w:highlight w:val="yellow"/>
+          <w:u w:val="single"/>
+        </w:rPr>
+      </w:pPr>
+      <w:bookmarkStart w:id="4" w:name="_Toc233374819"/>
+      <w:r>
+        <w:rPr>
+          <w:highlight w:val="yellow"/>
+          <w:u w:val="single"/>
+        </w:rPr>
+        <w:t>Version Control Approach</w:t>
+      </w:r>
+      <w:bookmarkEnd w:id="4"/>
+    </w:p>
+    <w:p>
+      <w:r>
+        <w:rPr>
+          <w:highlight w:val="yellow"/>
+        </w:rPr>
+        <w:t>For this task, git was used as the technology through which version control was handled. A feature-based branching strategy was used, in which I created a git branch for this particular branch, and upon completion of the work merged that branch into the main branch for the code repository. This merge was handled during a Pull Request process on Azure DevOps, requiring another member of the team to approve the merge after a code review.</w:t>
+      </w:r>
+    </w:p>
+    <w:p>
+      <w:pPr>
+        <w:pStyle w:val="Heading2"/>
+        <w:jc w:val="center"/>
+        <w:rPr>
+          <w:u w:val="single"/>
+        </w:rPr>
+      </w:pPr>
+      <w:bookmarkStart w:id="5" w:name="_Toc233374820"/>
+      <w:r>
+        <w:rPr>
+          <w:u w:val="single"/>
+        </w:rPr>
+        <w:t>Data Management</w:t>
+      </w:r>
+      <w:bookmarkEnd w:id="5"/>
+    </w:p>
+    <w:p>
+      <w:r>
+        <w:t>Azure DevOps acted as the primary data management system for this task. The task was recorded as a work item on Azure DevOps Boards, allowing the team to store, organise and track project data in a structured way.</w:t>
+      </w:r>
+      <w:r>
+        <w:t xml:space="preserve"> The task contained information such as the title, status, description and which sprint (iteration) it fell under which was useful during the sprint and for future traceability and auditing concerns.</w:t>
+      </w:r>
+    </w:p>
+    <w:p>
+      <w:r>
+        <w:t xml:space="preserve">The task was recorded as a child item of a user story on the sprint board and linked to the relevant pull requests and code commits in the repository. This </w:t>
+      </w:r>
+      <w:r>
+        <w:t xml:space="preserve">further </w:t>
+      </w:r>
+      <w:r>
+        <w:t xml:space="preserve">improved traceability and demonstrated </w:t>
+      </w:r>
+      <w:r>
+        <w:t xml:space="preserve">use of </w:t>
+      </w:r>
+      <w:r>
+        <w:t>the structured data model used throughout Azure DevOps</w:t>
+      </w:r>
+      <w:r>
+        <w:t>.</w:t>
+      </w:r>
+    </w:p>
+    <w:p/>
+    <w:p>
       <w:r>
         <w:rPr>
           <w:noProof/>
           <w:u w:val="single"/>
         </w:rPr>
+        <w:lastRenderedPageBreak/>
         <w:drawing>
           <wp:inline distT="0" distB="0" distL="0" distR="0" wp14:anchorId="19CC55C2" wp14:editId="2BF7EE06">
             <wp:extent cx="5731510" cy="2780030"/>
@@ -1232,7 +2588,7 @@
                     <pic:cNvPicPr/>
                   </pic:nvPicPr>
                   <pic:blipFill>
-                    <a:blip r:embed="rId8"/>
+                    <a:blip r:embed="rId9"/>
                     <a:stretch>
                       <a:fillRect/>
                     </a:stretch>
@@ -1269,11 +2625,11 @@
         <w:pStyle w:val="Heading2"/>
         <w:jc w:val="center"/>
       </w:pPr>
-      <w:bookmarkStart w:id="3" w:name="_Toc213837887"/>
+      <w:bookmarkStart w:id="6" w:name="_Toc233374821"/>
       <w:r>
         <w:t>Functional Requirements</w:t>
       </w:r>
-      <w:bookmarkEnd w:id="3"/>
+      <w:bookmarkEnd w:id="6"/>
     </w:p>
     <w:p>
       <w:r>
@@ -1370,11 +2726,11 @@
         <w:pStyle w:val="Heading2"/>
         <w:jc w:val="center"/>
       </w:pPr>
-      <w:bookmarkStart w:id="4" w:name="_Toc213837888"/>
+      <w:bookmarkStart w:id="7" w:name="_Toc233374822"/>
       <w:r>
         <w:t>Non-functional Requirements</w:t>
       </w:r>
-      <w:bookmarkEnd w:id="4"/>
+      <w:bookmarkEnd w:id="7"/>
     </w:p>
     <w:p>
       <w:r>
@@ -1390,7 +2746,6 @@
         </w:numPr>
       </w:pPr>
       <w:r>
-        <w:lastRenderedPageBreak/>
         <w:t>A</w:t>
       </w:r>
       <w:r>
@@ -1418,11 +2773,11 @@
         <w:pStyle w:val="Heading2"/>
         <w:jc w:val="center"/>
       </w:pPr>
-      <w:bookmarkStart w:id="5" w:name="_Toc213837889"/>
+      <w:bookmarkStart w:id="8" w:name="_Toc233374823"/>
       <w:r>
         <w:t>Security Requirements</w:t>
       </w:r>
-      <w:bookmarkEnd w:id="5"/>
+      <w:bookmarkEnd w:id="8"/>
     </w:p>
     <w:p>
       <w:r>
@@ -1450,11 +2805,12 @@
         <w:pStyle w:val="Heading2"/>
         <w:jc w:val="center"/>
       </w:pPr>
-      <w:bookmarkStart w:id="6" w:name="_Toc213837890"/>
-      <w:r>
+      <w:bookmarkStart w:id="9" w:name="_Toc233374824"/>
+      <w:r>
+        <w:lastRenderedPageBreak/>
         <w:t>Design Phase</w:t>
       </w:r>
-      <w:bookmarkEnd w:id="6"/>
+      <w:bookmarkEnd w:id="9"/>
     </w:p>
     <w:p>
       <w:r>
@@ -1500,7 +2856,7 @@
                     <pic:cNvPicPr/>
                   </pic:nvPicPr>
                   <pic:blipFill>
-                    <a:blip r:embed="rId9"/>
+                    <a:blip r:embed="rId10"/>
                     <a:stretch>
                       <a:fillRect/>
                     </a:stretch>
@@ -1526,7 +2882,6 @@
         <w:rPr>
           <w:noProof/>
         </w:rPr>
-        <w:lastRenderedPageBreak/>
         <w:drawing>
           <wp:inline distT="0" distB="0" distL="0" distR="0" wp14:anchorId="698AFC9B" wp14:editId="40B4C3B7">
             <wp:extent cx="5731510" cy="3691890"/>
@@ -1543,7 +2898,7 @@
                     <pic:cNvPicPr/>
                   </pic:nvPicPr>
                   <pic:blipFill>
-                    <a:blip r:embed="rId10"/>
+                    <a:blip r:embed="rId11"/>
                     <a:stretch>
                       <a:fillRect/>
                     </a:stretch>
@@ -1570,11 +2925,12 @@
         <w:pStyle w:val="Heading2"/>
         <w:jc w:val="center"/>
       </w:pPr>
-      <w:bookmarkStart w:id="7" w:name="_Toc213837891"/>
-      <w:r>
+      <w:bookmarkStart w:id="10" w:name="_Toc233374825"/>
+      <w:r>
+        <w:lastRenderedPageBreak/>
         <w:t>Development Phase</w:t>
       </w:r>
-      <w:bookmarkEnd w:id="7"/>
+      <w:bookmarkEnd w:id="10"/>
     </w:p>
     <w:p>
       <w:r>
@@ -1598,23 +2954,7 @@
     </w:p>
     <w:p>
       <w:r>
-        <w:t>When developing the automation solution, because, as part of the refactor, the team are converting all JavaScript files to TypeScript files, I started by changing the file extension of the configuration loading file from .</w:t>
-      </w:r>
-      <w:proofErr w:type="spellStart"/>
-      <w:r>
-        <w:t>js</w:t>
-      </w:r>
-      <w:proofErr w:type="spellEnd"/>
-      <w:r>
-        <w:t xml:space="preserve"> to .</w:t>
-      </w:r>
-      <w:proofErr w:type="spellStart"/>
-      <w:r>
-        <w:t>ts</w:t>
-      </w:r>
-      <w:proofErr w:type="spellEnd"/>
-      <w:r>
-        <w:t xml:space="preserve">. </w:t>
+        <w:t xml:space="preserve">When developing the automation solution, because, as part of the refactor, the team are converting all JavaScript files to TypeScript files, I started by changing the file extension of the configuration loading file from .js to .ts. </w:t>
       </w:r>
       <w:r>
         <w:t>Th</w:t>
@@ -1628,26 +2968,10 @@
     </w:p>
     <w:p>
       <w:r>
-        <w:t xml:space="preserve">This required me to change many file paths elsewhere, to allow for the importing of various packages and files from other parts of the codebase. I also changed the node.js server to run using </w:t>
-      </w:r>
-      <w:proofErr w:type="spellStart"/>
-      <w:r>
-        <w:t>ts</w:t>
-      </w:r>
-      <w:proofErr w:type="spellEnd"/>
-      <w:r>
-        <w:t xml:space="preserve">-node, a tool that allows for TypeScript </w:t>
-      </w:r>
-      <w:r>
-        <w:t xml:space="preserve">to be run without </w:t>
-      </w:r>
-      <w:proofErr w:type="spellStart"/>
-      <w:r>
-        <w:t>transpiling</w:t>
-      </w:r>
-      <w:proofErr w:type="spellEnd"/>
-      <w:r>
-        <w:t xml:space="preserve"> to JavaScript, allowing for faster development times by skipping the build step usually associated with TypeScript.</w:t>
+        <w:t xml:space="preserve">This required me to change many file paths elsewhere, to allow for the importing of various packages and files from other parts of the codebase. I also changed the node.js server to run using ts-node, a tool that allows for TypeScript </w:t>
+      </w:r>
+      <w:r>
+        <w:t>to be run without transpiling to JavaScript, allowing for faster development times by skipping the build step usually associated with TypeScript.</w:t>
       </w:r>
     </w:p>
     <w:p>
@@ -1674,7 +2998,7 @@
                     <pic:cNvPicPr/>
                   </pic:nvPicPr>
                   <pic:blipFill>
-                    <a:blip r:embed="rId11"/>
+                    <a:blip r:embed="rId12"/>
                     <a:stretch>
                       <a:fillRect/>
                     </a:stretch>
@@ -1705,35 +3029,24 @@
     </w:p>
     <w:p>
       <w:r>
-        <w:t xml:space="preserve">It also meant that I had to change the way that the code was functioning to avoid TypeScript errors and warnings. One problem was that the configuration was being initialised as an empty JavaScript object, so TypeScript flagged any additional properties being added when calling the load config function as something that is not present on the configuration object. To get around this, I created an </w:t>
-      </w:r>
-      <w:proofErr w:type="spellStart"/>
-      <w:r>
-        <w:t>AppConfig</w:t>
-      </w:r>
-      <w:proofErr w:type="spellEnd"/>
-      <w:r>
-        <w:t xml:space="preserve"> TypeScript interface with nullable properties that would allow me to add configuration at runtime without showing errors or warnings</w:t>
+        <w:t>It also meant that I had to change the way that the code was functioning to avoid TypeScript errors and warnings. One problem was that the configuration was being initialised as an empty JavaScript object, so TypeScript flagged any additional properties being added when calling the load config function as something that is not present on the configuration object. To get around this, I created an AppConfig TypeScript interface with nullable properties that would allow me to add configuration at runtime without showing errors or warnings</w:t>
       </w:r>
       <w:r>
         <w:t xml:space="preserve"> and instantiated an object that implements that interface</w:t>
       </w:r>
       <w:r>
-        <w:t xml:space="preserve">. A benefit of this is that, should I need to add configuration properties </w:t>
-      </w:r>
-      <w:r>
+        <w:t>. A benefit of this is that, should I need to add configuration properties to the code in the future, I will need to explicitly create new properties on the interface, or my code will show errors and warnings about adding properties that don’t exist to the configuration object.</w:t>
+      </w:r>
+    </w:p>
+    <w:p>
+      <w:pPr>
+        <w:keepNext/>
+      </w:pPr>
+      <w:r>
+        <w:rPr>
+          <w:noProof/>
+        </w:rPr>
         <w:lastRenderedPageBreak/>
-        <w:t>to the code in the future, I will need to explicitly create new properties on the interface, or my code will show errors and warnings about adding properties that don’t exist to the configuration object.</w:t>
-      </w:r>
-    </w:p>
-    <w:p>
-      <w:pPr>
-        <w:keepNext/>
-      </w:pPr>
-      <w:r>
-        <w:rPr>
-          <w:noProof/>
-        </w:rPr>
         <w:drawing>
           <wp:inline distT="0" distB="0" distL="0" distR="0" wp14:anchorId="1EECD3B1" wp14:editId="58CF75FF">
             <wp:extent cx="5391902" cy="4525006"/>
@@ -1750,7 +3063,7 @@
                     <pic:cNvPicPr/>
                   </pic:nvPicPr>
                   <pic:blipFill>
-                    <a:blip r:embed="rId12"/>
+                    <a:blip r:embed="rId13"/>
                     <a:stretch>
                       <a:fillRect/>
                     </a:stretch>
@@ -1789,9 +3102,11 @@
         <w:pStyle w:val="Heading2"/>
         <w:jc w:val="center"/>
       </w:pPr>
+      <w:bookmarkStart w:id="11" w:name="_Toc233374826"/>
       <w:r>
         <w:t>Requirements Changing and Refactoring</w:t>
       </w:r>
+      <w:bookmarkEnd w:id="11"/>
     </w:p>
     <w:p>
       <w:r>
@@ -1809,6 +3124,9 @@
         <w:keepNext/>
       </w:pPr>
       <w:r>
+        <w:rPr>
+          <w:noProof/>
+        </w:rPr>
         <w:lastRenderedPageBreak/>
         <w:drawing>
           <wp:inline distT="0" distB="0" distL="0" distR="0" wp14:anchorId="25802906" wp14:editId="6F51435D">
@@ -1826,7 +3144,7 @@
                     <pic:cNvPicPr/>
                   </pic:nvPicPr>
                   <pic:blipFill>
-                    <a:blip r:embed="rId13"/>
+                    <a:blip r:embed="rId14"/>
                     <a:stretch>
                       <a:fillRect/>
                     </a:stretch>
@@ -1862,16 +3180,7 @@
     </w:p>
     <w:p>
       <w:r>
-        <w:t>The following code shows how I used secret clients to retrieve secrets from</w:t>
-      </w:r>
-      <w:r>
-        <w:t xml:space="preserve"> the </w:t>
-      </w:r>
-      <w:r>
-        <w:t>Key Vault</w:t>
-      </w:r>
-      <w:r>
-        <w:t>s:</w:t>
+        <w:t>The following code shows how I used secret clients to retrieve secrets from the Key Vaults:</w:t>
       </w:r>
     </w:p>
     <w:p>
@@ -1879,6 +3188,9 @@
         <w:keepNext/>
       </w:pPr>
       <w:r>
+        <w:rPr>
+          <w:noProof/>
+        </w:rPr>
         <w:drawing>
           <wp:inline distT="0" distB="0" distL="0" distR="0" wp14:anchorId="4079D942" wp14:editId="1D908CF9">
             <wp:extent cx="5382376" cy="1895740"/>
@@ -1895,7 +3207,7 @@
                     <pic:cNvPicPr/>
                   </pic:nvPicPr>
                   <pic:blipFill>
-                    <a:blip r:embed="rId14"/>
+                    <a:blip r:embed="rId15"/>
                     <a:stretch>
                       <a:fillRect/>
                     </a:stretch>
@@ -1926,15 +3238,7 @@
     </w:p>
     <w:p>
       <w:r>
-        <w:t xml:space="preserve">Of particular note is the fact that the </w:t>
-      </w:r>
-      <w:proofErr w:type="spellStart"/>
-      <w:r>
-        <w:t>localClientId</w:t>
-      </w:r>
-      <w:proofErr w:type="spellEnd"/>
-      <w:r>
-        <w:t xml:space="preserve"> (a non-secret value) is hardcoded currently</w:t>
+        <w:t>Of particular note is the fact that the localClientId (a non-secret value) is hardcoded currently</w:t>
       </w:r>
       <w:r>
         <w:t>.</w:t>
@@ -1955,11 +3259,11 @@
         <w:pStyle w:val="Heading2"/>
         <w:jc w:val="center"/>
       </w:pPr>
-      <w:bookmarkStart w:id="8" w:name="_Toc213837892"/>
+      <w:bookmarkStart w:id="12" w:name="_Toc233374827"/>
       <w:r>
         <w:t>Testing and Debugging Phase</w:t>
       </w:r>
-      <w:bookmarkEnd w:id="8"/>
+      <w:bookmarkEnd w:id="12"/>
     </w:p>
     <w:p>
       <w:r>
@@ -2006,11 +3310,11 @@
         <w:pStyle w:val="Heading2"/>
         <w:jc w:val="center"/>
       </w:pPr>
-      <w:bookmarkStart w:id="9" w:name="_Toc213837893"/>
+      <w:bookmarkStart w:id="13" w:name="_Toc233374828"/>
       <w:r>
         <w:t>Deployment and Maintenance Phase</w:t>
       </w:r>
-      <w:bookmarkEnd w:id="9"/>
+      <w:bookmarkEnd w:id="13"/>
     </w:p>
     <w:p>
       <w:r>
@@ -2044,7 +3348,7 @@
                     <pic:cNvPicPr/>
                   </pic:nvPicPr>
                   <pic:blipFill>
-                    <a:blip r:embed="rId15"/>
+                    <a:blip r:embed="rId16"/>
                     <a:stretch>
                       <a:fillRect/>
                     </a:stretch>
@@ -2092,11 +3396,11 @@
         <w:pStyle w:val="Heading2"/>
         <w:jc w:val="center"/>
       </w:pPr>
-      <w:bookmarkStart w:id="10" w:name="_Toc213837894"/>
+      <w:bookmarkStart w:id="14" w:name="_Toc233374829"/>
       <w:r>
         <w:t>Potential Future Improvements</w:t>
       </w:r>
-      <w:bookmarkEnd w:id="10"/>
+      <w:bookmarkEnd w:id="14"/>
     </w:p>
     <w:p>
       <w:r>
@@ -2124,6 +3428,9 @@
         <w:keepNext/>
       </w:pPr>
       <w:r>
+        <w:rPr>
+          <w:noProof/>
+        </w:rPr>
         <w:lastRenderedPageBreak/>
         <w:drawing>
           <wp:inline distT="0" distB="0" distL="0" distR="0" wp14:anchorId="16ED63FC" wp14:editId="1D4102EB">
@@ -2141,7 +3448,7 @@
                     <pic:cNvPicPr/>
                   </pic:nvPicPr>
                   <pic:blipFill>
-                    <a:blip r:embed="rId16"/>
+                    <a:blip r:embed="rId17"/>
                     <a:stretch>
                       <a:fillRect/>
                     </a:stretch>
@@ -2193,11 +3500,8 @@
         <w:t>reduce downtime and allow for pre-release testing).</w:t>
       </w:r>
     </w:p>
-    <w:p>
-      <w:r>
-        <w:br/>
-      </w:r>
-    </w:p>
+    <w:p/>
+    <w:p/>
     <w:p/>
     <w:sectPr>
       <w:pgSz w:w="11906" w:h="16838"/>
@@ -2779,7 +4083,6 @@
     <w:next w:val="Normal"/>
     <w:link w:val="Heading3Char"/>
     <w:uiPriority w:val="9"/>
-    <w:semiHidden/>
     <w:unhideWhenUsed/>
     <w:qFormat/>
     <w:rsid w:val="000A5136"/>
@@ -2986,7 +4289,6 @@
     <w:basedOn w:val="DefaultParagraphFont"/>
     <w:link w:val="Heading3"/>
     <w:uiPriority w:val="9"/>
-    <w:semiHidden/>
     <w:rsid w:val="000A5136"/>
     <w:rPr>
       <w:rFonts w:eastAsiaTheme="majorEastAsia" w:cstheme="majorBidi"/>
@@ -3319,6 +4621,25 @@
       <w:szCs w:val="18"/>
     </w:rPr>
   </w:style>
+  <w:style w:type="table" w:styleId="TableGrid">
+    <w:name w:val="Table Grid"/>
+    <w:basedOn w:val="TableNormal"/>
+    <w:uiPriority w:val="39"/>
+    <w:rsid w:val="00B24A02"/>
+    <w:pPr>
+      <w:spacing w:after="0" w:line="240" w:lineRule="auto"/>
+    </w:pPr>
+    <w:tblPr>
+      <w:tblBorders>
+        <w:top w:val="single" w:sz="4" w:space="0" w:color="auto"/>
+        <w:left w:val="single" w:sz="4" w:space="0" w:color="auto"/>
+        <w:bottom w:val="single" w:sz="4" w:space="0" w:color="auto"/>
+        <w:right w:val="single" w:sz="4" w:space="0" w:color="auto"/>
+        <w:insideH w:val="single" w:sz="4" w:space="0" w:color="auto"/>
+        <w:insideV w:val="single" w:sz="4" w:space="0" w:color="auto"/>
+      </w:tblBorders>
+    </w:tblPr>
+  </w:style>
 </w:styles>
 </file>
 
